--- a/modelos/05 - NOVO CONTRATO DE PRESTAÇÃO DE SERVIÇOS ADVOCATÍCIOS.docx
+++ b/modelos/05 - NOVO CONTRATO DE PRESTAÇÃO DE SERVIÇOS ADVOCATÍCIOS.docx
@@ -1,6 +1,6 @@
 
 <file path=word/document.xml><?xml version="1.0" encoding="utf-8"?>
-<w:document xmlns:wpc="http://schemas.microsoft.com/office/word/2010/wordprocessingCanvas" xmlns:cx="http://schemas.microsoft.com/office/drawing/2014/chartex" xmlns:cx1="http://schemas.microsoft.com/office/drawing/2015/9/8/chartex" xmlns:cx2="http://schemas.microsoft.com/office/drawing/2015/10/21/chartex" xmlns:cx3="http://schemas.microsoft.com/office/drawing/2016/5/9/chartex" xmlns:cx4="http://schemas.microsoft.com/office/drawing/2016/5/10/chartex" xmlns:cx5="http://schemas.microsoft.com/office/drawing/2016/5/11/chartex" xmlns:cx6="http://schemas.microsoft.com/office/drawing/2016/5/12/chartex" xmlns:cx7="http://schemas.microsoft.com/office/drawing/2016/5/13/chartex" xmlns:cx8="http://schemas.microsoft.com/office/drawing/2016/5/14/chartex" xmlns:mc="http://schemas.openxmlformats.org/markup-compatibility/2006" xmlns:aink="http://schemas.microsoft.com/office/drawing/2016/ink" xmlns:am3d="http://schemas.microsoft.com/office/drawing/2017/model3d" xmlns:o="urn:schemas-microsoft-com:office:office" xmlns:oel="http://schemas.microsoft.com/office/2019/extlst" xmlns:r="http://schemas.openxmlformats.org/officeDocument/2006/relationships" xmlns:m="http://schemas.openxmlformats.org/officeDocument/2006/math" xmlns:v="urn:schemas-microsoft-com:vml" xmlns:wp14="http://schemas.microsoft.com/office/word/2010/wordprocessingDrawing" xmlns:wp="http://schemas.openxmlformats.org/drawingml/2006/wordprocessingDrawing" xmlns:w10="urn:schemas-microsoft-com:office:word" xmlns:w="http://schemas.openxmlformats.org/wordprocessingml/2006/main" xmlns:w14="http://schemas.microsoft.com/office/word/2010/wordml" xmlns:w15="http://schemas.microsoft.com/office/word/2012/wordml" xmlns:w16cex="http://schemas.microsoft.com/office/word/2018/wordml/cex" xmlns:w16cid="http://schemas.microsoft.com/office/word/2016/wordml/cid" xmlns:w16="http://schemas.microsoft.com/office/word/2018/wordml" xmlns:w16du="http://schemas.microsoft.com/office/word/2023/wordml/word16du" xmlns:w16sdtdh="http://schemas.microsoft.com/office/word/2020/wordml/sdtdatahash" xmlns:w16se="http://schemas.microsoft.com/office/word/2015/wordml/symex" xmlns:wpg="http://schemas.microsoft.com/office/word/2010/wordprocessingGroup" xmlns:wpi="http://schemas.microsoft.com/office/word/2010/wordprocessingInk" xmlns:wne="http://schemas.microsoft.com/office/word/2006/wordml" xmlns:wps="http://schemas.microsoft.com/office/word/2010/wordprocessingShape" mc:Ignorable="w14 w15 w16se w16cid w16 w16cex w16sdtdh w16du wp14">
+<w:document xmlns:wpc="http://schemas.microsoft.com/office/word/2010/wordprocessingCanvas" xmlns:cx="http://schemas.microsoft.com/office/drawing/2014/chartex" xmlns:cx1="http://schemas.microsoft.com/office/drawing/2015/9/8/chartex" xmlns:cx2="http://schemas.microsoft.com/office/drawing/2015/10/21/chartex" xmlns:cx3="http://schemas.microsoft.com/office/drawing/2016/5/9/chartex" xmlns:cx4="http://schemas.microsoft.com/office/drawing/2016/5/10/chartex" xmlns:cx5="http://schemas.microsoft.com/office/drawing/2016/5/11/chartex" xmlns:cx6="http://schemas.microsoft.com/office/drawing/2016/5/12/chartex" xmlns:cx7="http://schemas.microsoft.com/office/drawing/2016/5/13/chartex" xmlns:cx8="http://schemas.microsoft.com/office/drawing/2016/5/14/chartex" xmlns:mc="http://schemas.openxmlformats.org/markup-compatibility/2006" xmlns:aink="http://schemas.microsoft.com/office/drawing/2016/ink" xmlns:am3d="http://schemas.microsoft.com/office/drawing/2017/model3d" xmlns:o="urn:schemas-microsoft-com:office:office" xmlns:r="http://schemas.openxmlformats.org/officeDocument/2006/relationships" xmlns:m="http://schemas.openxmlformats.org/officeDocument/2006/math" xmlns:v="urn:schemas-microsoft-com:vml" xmlns:wp14="http://schemas.microsoft.com/office/word/2010/wordprocessingDrawing" xmlns:wp="http://schemas.openxmlformats.org/drawingml/2006/wordprocessingDrawing" xmlns:w10="urn:schemas-microsoft-com:office:word" xmlns:w="http://schemas.openxmlformats.org/wordprocessingml/2006/main" xmlns:w14="http://schemas.microsoft.com/office/word/2010/wordml" xmlns:w15="http://schemas.microsoft.com/office/word/2012/wordml" xmlns:w16cex="http://schemas.microsoft.com/office/word/2018/wordml/cex" xmlns:w16cid="http://schemas.microsoft.com/office/word/2016/wordml/cid" xmlns:w16="http://schemas.microsoft.com/office/word/2018/wordml" xmlns:w16sdtdh="http://schemas.microsoft.com/office/word/2020/wordml/sdtdatahash" xmlns:w16se="http://schemas.microsoft.com/office/word/2015/wordml/symex" xmlns:wpg="http://schemas.microsoft.com/office/word/2010/wordprocessingGroup" xmlns:wpi="http://schemas.microsoft.com/office/word/2010/wordprocessingInk" xmlns:wne="http://schemas.microsoft.com/office/word/2006/wordml" xmlns:wps="http://schemas.microsoft.com/office/word/2010/wordprocessingShape" mc:Ignorable="w14 w15 w16se w16cid w16 w16cex w16sdtdh wp14">
   <w:body>
     <w:p>
       <w:pPr>
@@ -209,16 +209,50 @@
           <w:rFonts w:ascii="Aptos" w:hAnsi="Aptos"/>
           <w:sz w:val="20"/>
         </w:rPr>
+        <w:t xml:space="preserve">. </w:t>
+      </w:r>
+      <w:r>
+        <w:rPr>
+          <w:rFonts w:ascii="Aptos" w:hAnsi="Aptos"/>
+          <w:sz w:val="20"/>
+          <w:szCs w:val="16"/>
+        </w:rPr>
+        <w:t>${</w:t>
+      </w:r>
+      <w:proofErr w:type="gramStart"/>
+      <w:r>
+        <w:rPr>
+          <w:rFonts w:ascii="Aptos" w:hAnsi="Aptos"/>
+          <w:sz w:val="20"/>
+          <w:szCs w:val="16"/>
+        </w:rPr>
+        <w:t>litis}</w:t>
+      </w:r>
+      <w:r>
+        <w:rPr>
+          <w:rFonts w:ascii="Aptos" w:hAnsi="Aptos"/>
+          <w:sz w:val="16"/>
+          <w:szCs w:val="16"/>
+        </w:rPr>
         <w:t xml:space="preserve"> </w:t>
       </w:r>
       <w:r>
         <w:rPr>
+          <w:rFonts w:ascii="Aptos" w:hAnsi="Aptos"/>
+          <w:sz w:val="16"/>
+          <w:szCs w:val="16"/>
+        </w:rPr>
+        <w:t xml:space="preserve"> </w:t>
+      </w:r>
+      <w:r>
+        <w:rPr>
           <w:rFonts w:ascii="Aptos" w:hAnsi="Aptos" w:cs="Courier New"/>
           <w:sz w:val="20"/>
           <w:lang w:eastAsia="en-US"/>
         </w:rPr>
         <w:t>e</w:t>
       </w:r>
+      <w:proofErr w:type="gramEnd"/>
       <w:r>
         <w:rPr>
           <w:rFonts w:ascii="Aptos" w:hAnsi="Aptos" w:cs="Courier New"/>
@@ -1390,7 +1424,7 @@
           <w:sz w:val="20"/>
           <w:lang w:eastAsia="en-US"/>
         </w:rPr>
-        <w:t xml:space="preserve">, ou qualquer acordo entre as partes antes de iniciados os </w:t>
+        <w:t xml:space="preserve">, ou qualquer acordo entre as partes antes de iniciados os serviços especificados na </w:t>
       </w:r>
       <w:r>
         <w:rPr>
@@ -1399,7 +1433,7 @@
           <w:lang w:eastAsia="en-US"/>
         </w:rPr>
         <w:lastRenderedPageBreak/>
-        <w:t xml:space="preserve">serviços especificados na Cláusula Primeira, será devido ao </w:t>
+        <w:t xml:space="preserve">Cláusula Primeira, será devido ao </w:t>
       </w:r>
       <w:r>
         <w:rPr>
@@ -1834,7 +1868,322 @@
           <w:sz w:val="20"/>
           <w:lang w:eastAsia="en-US"/>
         </w:rPr>
-        <w:t xml:space="preserve"> compromete-se a: 1) entrar em contato imediatamente com o Advogado/Escritório pelos meios oficiais informados nesta cláusula para confirmar a veracidade da solicitação; ou 2) </w:t>
+        <w:t xml:space="preserve"> compromete-se a: 1) entrar em contato imediatamente com o Advogado/Escritório pelos meios oficiais informados nesta cláusula para confirmar a veracidade da solicitação; ou 2) comparecer pessoalmente ao escritório do Advogado para esclarecer qualquer dúvida antes de realizar qualquer pagamento.</w:t>
+      </w:r>
+    </w:p>
+    <w:p>
+      <w:pPr>
+        <w:suppressAutoHyphens w:val="0"/>
+        <w:jc w:val="both"/>
+        <w:rPr>
+          <w:rFonts w:ascii="Aptos" w:hAnsi="Aptos" w:cs="Courier New"/>
+          <w:sz w:val="20"/>
+          <w:lang w:eastAsia="en-US"/>
+        </w:rPr>
+      </w:pPr>
+      <w:r>
+        <w:rPr>
+          <w:rFonts w:ascii="Aptos" w:hAnsi="Aptos" w:cs="Courier New"/>
+          <w:b/>
+          <w:bCs/>
+          <w:sz w:val="20"/>
+          <w:lang w:eastAsia="en-US"/>
+        </w:rPr>
+        <w:t>Parágrafo terceiro:</w:t>
+      </w:r>
+      <w:r>
+        <w:rPr>
+          <w:rFonts w:ascii="Aptos" w:hAnsi="Aptos" w:cs="Courier New"/>
+          <w:sz w:val="20"/>
+          <w:lang w:eastAsia="en-US"/>
+        </w:rPr>
+        <w:t xml:space="preserve"> O </w:t>
+      </w:r>
+      <w:r>
+        <w:rPr>
+          <w:rFonts w:ascii="Aptos" w:hAnsi="Aptos" w:cs="Courier New"/>
+          <w:sz w:val="20"/>
+          <w:lang w:eastAsia="en-US"/>
+        </w:rPr>
+        <w:t>Contratante</w:t>
+      </w:r>
+      <w:r>
+        <w:rPr>
+          <w:rFonts w:ascii="Aptos" w:hAnsi="Aptos" w:cs="Courier New"/>
+          <w:sz w:val="20"/>
+          <w:lang w:eastAsia="en-US"/>
+        </w:rPr>
+        <w:t xml:space="preserve"> reconhece e aceita que o descumprimento desta cláusula poderá gerar prejuízos, sendo de sua responsabilidade a adoção das medidas preventivas aqui dispostas.</w:t>
+      </w:r>
+    </w:p>
+    <w:p>
+      <w:pPr>
+        <w:suppressAutoHyphens w:val="0"/>
+        <w:jc w:val="both"/>
+        <w:rPr>
+          <w:rFonts w:ascii="Aptos" w:hAnsi="Aptos" w:cs="Courier New"/>
+          <w:sz w:val="20"/>
+          <w:lang w:eastAsia="en-US"/>
+        </w:rPr>
+      </w:pPr>
+      <w:r>
+        <w:rPr>
+          <w:rFonts w:ascii="Aptos" w:hAnsi="Aptos" w:cs="Courier New"/>
+          <w:b/>
+          <w:bCs/>
+          <w:sz w:val="20"/>
+          <w:lang w:eastAsia="en-US"/>
+        </w:rPr>
+        <w:t>Cláusula Décima Primeira</w:t>
+      </w:r>
+      <w:r>
+        <w:rPr>
+          <w:rFonts w:ascii="Aptos" w:hAnsi="Aptos" w:cs="Courier New"/>
+          <w:sz w:val="20"/>
+          <w:lang w:eastAsia="en-US"/>
+        </w:rPr>
+        <w:t xml:space="preserve"> – O </w:t>
+      </w:r>
+      <w:r>
+        <w:rPr>
+          <w:rFonts w:ascii="Aptos" w:hAnsi="Aptos" w:cs="Courier New"/>
+          <w:sz w:val="20"/>
+          <w:lang w:eastAsia="en-US"/>
+        </w:rPr>
+        <w:t>Contratante</w:t>
+      </w:r>
+      <w:r>
+        <w:rPr>
+          <w:rFonts w:ascii="Aptos" w:hAnsi="Aptos" w:cs="Courier New"/>
+          <w:sz w:val="20"/>
+          <w:lang w:eastAsia="en-US"/>
+        </w:rPr>
+        <w:t xml:space="preserve"> autoriza expressamente o </w:t>
+      </w:r>
+      <w:r>
+        <w:rPr>
+          <w:rFonts w:ascii="Aptos" w:hAnsi="Aptos" w:cs="Courier New"/>
+          <w:sz w:val="20"/>
+          <w:lang w:eastAsia="en-US"/>
+        </w:rPr>
+        <w:t>Contratado</w:t>
+      </w:r>
+      <w:r>
+        <w:rPr>
+          <w:rFonts w:ascii="Aptos" w:hAnsi="Aptos" w:cs="Courier New"/>
+          <w:sz w:val="20"/>
+          <w:lang w:eastAsia="en-US"/>
+        </w:rPr>
+        <w:t xml:space="preserve"> a fazer uso de quaisquer ferramentas, tecnologias, plataformas ou sistemas baseados em inteligência artificial (IA), sejam preditivos, analíticos, generativos, automatizados ou de qualquer outra natureza, em todas as fases do processo judicial ou administrativo, bem como em qualquer ato processual, judicial, extrajudicial, consultivo ou de assessoria jurídica.</w:t>
+      </w:r>
+    </w:p>
+    <w:p>
+      <w:pPr>
+        <w:suppressAutoHyphens w:val="0"/>
+        <w:jc w:val="both"/>
+        <w:rPr>
+          <w:rFonts w:ascii="Aptos" w:hAnsi="Aptos" w:cs="Courier New"/>
+          <w:sz w:val="20"/>
+          <w:lang w:eastAsia="en-US"/>
+        </w:rPr>
+      </w:pPr>
+      <w:r>
+        <w:rPr>
+          <w:rFonts w:ascii="Aptos" w:hAnsi="Aptos" w:cs="Courier New"/>
+          <w:b/>
+          <w:bCs/>
+          <w:sz w:val="20"/>
+          <w:lang w:eastAsia="en-US"/>
+        </w:rPr>
+        <w:t>Parágrafo primeiro</w:t>
+      </w:r>
+      <w:r>
+        <w:rPr>
+          <w:rFonts w:ascii="Aptos" w:hAnsi="Aptos" w:cs="Courier New"/>
+          <w:sz w:val="20"/>
+          <w:lang w:eastAsia="en-US"/>
+        </w:rPr>
+        <w:t xml:space="preserve"> – A autorização ora concedida compreende, mas não se limita a, ferramentas de IA utilizadas para: I – elaboração, revisão, tradução, aprimoramento e personalização de peças processuais, petições, contratos e pareceres jurídicos; II – análise de jurisprudência, doutrina, legislação e outros bancos de dados jurídicos; III – simulações de teses jurídicas e estratégias processuais; IV – identificação de riscos, probabilidades de êxito, prazos processuais e cenários de julgamento; V – automatização de diligências, atos ordinatórios, consultas a processos, intimações e protocolos; VI – organização de provas, documentos, depoimentos, quesitos periciais e outros elementos instrutórios; VII – interação com plataformas digitais de Tribunais, órgãos públicos e entidades privadas; VIII – comunicação com o </w:t>
+      </w:r>
+      <w:r>
+        <w:rPr>
+          <w:rFonts w:ascii="Aptos" w:hAnsi="Aptos" w:cs="Courier New"/>
+          <w:sz w:val="20"/>
+          <w:lang w:eastAsia="en-US"/>
+        </w:rPr>
+        <w:t>Contratante</w:t>
+      </w:r>
+      <w:r>
+        <w:rPr>
+          <w:rFonts w:ascii="Aptos" w:hAnsi="Aptos" w:cs="Courier New"/>
+          <w:sz w:val="20"/>
+          <w:lang w:eastAsia="en-US"/>
+        </w:rPr>
+        <w:t xml:space="preserve"> por meio de interfaces inteligentes e assistentes automatizados.</w:t>
+      </w:r>
+    </w:p>
+    <w:p>
+      <w:pPr>
+        <w:suppressAutoHyphens w:val="0"/>
+        <w:jc w:val="both"/>
+        <w:rPr>
+          <w:rFonts w:ascii="Aptos" w:hAnsi="Aptos" w:cs="Courier New"/>
+          <w:sz w:val="20"/>
+          <w:lang w:eastAsia="en-US"/>
+        </w:rPr>
+      </w:pPr>
+      <w:r>
+        <w:rPr>
+          <w:rFonts w:ascii="Aptos" w:hAnsi="Aptos" w:cs="Courier New"/>
+          <w:b/>
+          <w:bCs/>
+          <w:sz w:val="20"/>
+          <w:lang w:eastAsia="en-US"/>
+        </w:rPr>
+        <w:t>Parágrafo segundo</w:t>
+      </w:r>
+      <w:r>
+        <w:rPr>
+          <w:rFonts w:ascii="Aptos" w:hAnsi="Aptos" w:cs="Courier New"/>
+          <w:sz w:val="20"/>
+          <w:lang w:eastAsia="en-US"/>
+        </w:rPr>
+        <w:t xml:space="preserve"> – O </w:t>
+      </w:r>
+      <w:r>
+        <w:rPr>
+          <w:rFonts w:ascii="Aptos" w:hAnsi="Aptos" w:cs="Courier New"/>
+          <w:sz w:val="20"/>
+          <w:lang w:eastAsia="en-US"/>
+        </w:rPr>
+        <w:t>Contratante</w:t>
+      </w:r>
+      <w:r>
+        <w:rPr>
+          <w:rFonts w:ascii="Aptos" w:hAnsi="Aptos" w:cs="Courier New"/>
+          <w:sz w:val="20"/>
+          <w:lang w:eastAsia="en-US"/>
+        </w:rPr>
+        <w:t xml:space="preserve"> reconhece que as ferramentas de inteligência artificial são auxiliares à atividade intelectual e profissional do advogado, não substituindo o seu julgamento técnico-jurídico, que permanecerá soberano e responsável pelas decisões estratégicas da causa.</w:t>
+      </w:r>
+    </w:p>
+    <w:p>
+      <w:pPr>
+        <w:suppressAutoHyphens w:val="0"/>
+        <w:jc w:val="both"/>
+        <w:rPr>
+          <w:rFonts w:ascii="Aptos" w:hAnsi="Aptos" w:cs="Courier New"/>
+          <w:sz w:val="20"/>
+          <w:lang w:eastAsia="en-US"/>
+        </w:rPr>
+      </w:pPr>
+      <w:r>
+        <w:rPr>
+          <w:rFonts w:ascii="Aptos" w:hAnsi="Aptos" w:cs="Courier New"/>
+          <w:b/>
+          <w:bCs/>
+          <w:sz w:val="20"/>
+          <w:lang w:eastAsia="en-US"/>
+        </w:rPr>
+        <w:t>Parágrafo terceiro</w:t>
+      </w:r>
+      <w:r>
+        <w:rPr>
+          <w:rFonts w:ascii="Aptos" w:hAnsi="Aptos" w:cs="Courier New"/>
+          <w:sz w:val="20"/>
+          <w:lang w:eastAsia="en-US"/>
+        </w:rPr>
+        <w:t xml:space="preserve"> – O </w:t>
+      </w:r>
+      <w:r>
+        <w:rPr>
+          <w:rFonts w:ascii="Aptos" w:hAnsi="Aptos" w:cs="Courier New"/>
+          <w:sz w:val="20"/>
+          <w:lang w:eastAsia="en-US"/>
+        </w:rPr>
+        <w:t>Contratante</w:t>
+      </w:r>
+      <w:r>
+        <w:rPr>
+          <w:rFonts w:ascii="Aptos" w:hAnsi="Aptos" w:cs="Courier New"/>
+          <w:sz w:val="20"/>
+          <w:lang w:eastAsia="en-US"/>
+        </w:rPr>
+        <w:t xml:space="preserve"> declara estar ciente de que as ferramentas de IA podem ser fornecidas por terceiros, nacionais ou estrangeiros, sendo possível a transmissão de dados, documentos ou informações pessoais e processuais a tais plataformas, respeitados os termos da Lei Geral de Proteção de Dados (Lei nº 13.709/2018) e demais normas aplicáveis.</w:t>
+      </w:r>
+    </w:p>
+    <w:p>
+      <w:pPr>
+        <w:suppressAutoHyphens w:val="0"/>
+        <w:jc w:val="both"/>
+        <w:rPr>
+          <w:rFonts w:ascii="Aptos" w:hAnsi="Aptos" w:cs="Courier New"/>
+          <w:sz w:val="20"/>
+          <w:lang w:eastAsia="en-US"/>
+        </w:rPr>
+      </w:pPr>
+      <w:r>
+        <w:rPr>
+          <w:rFonts w:ascii="Aptos" w:hAnsi="Aptos" w:cs="Courier New"/>
+          <w:b/>
+          <w:bCs/>
+          <w:sz w:val="20"/>
+          <w:lang w:eastAsia="en-US"/>
+        </w:rPr>
+        <w:t>Parágrafo quarto</w:t>
+      </w:r>
+      <w:r>
+        <w:rPr>
+          <w:rFonts w:ascii="Aptos" w:hAnsi="Aptos" w:cs="Courier New"/>
+          <w:sz w:val="20"/>
+          <w:lang w:eastAsia="en-US"/>
+        </w:rPr>
+        <w:t xml:space="preserve"> – O </w:t>
+      </w:r>
+      <w:r>
+        <w:rPr>
+          <w:rFonts w:ascii="Aptos" w:hAnsi="Aptos" w:cs="Courier New"/>
+          <w:sz w:val="20"/>
+          <w:lang w:eastAsia="en-US"/>
+        </w:rPr>
+        <w:t>Contratante</w:t>
+      </w:r>
+      <w:r>
+        <w:rPr>
+          <w:rFonts w:ascii="Aptos" w:hAnsi="Aptos" w:cs="Courier New"/>
+          <w:sz w:val="20"/>
+          <w:lang w:eastAsia="en-US"/>
+        </w:rPr>
+        <w:t xml:space="preserve"> autoriza, desde já, o tratamento, compartilhamento, armazenamento e utilização de seus dados e documentos pessoais e processuais por tais sistemas de inteligência artificial, inclusive em nuvem (cloud computing), para os fins jurídicos aqui pactuados, comprometendo-se o advogado a adotar medidas razoáveis para garantir a segurança e confidencialidade dos dados.</w:t>
+      </w:r>
+    </w:p>
+    <w:p>
+      <w:pPr>
+        <w:suppressAutoHyphens w:val="0"/>
+        <w:jc w:val="both"/>
+        <w:rPr>
+          <w:rFonts w:ascii="Aptos" w:hAnsi="Aptos" w:cs="Courier New"/>
+          <w:sz w:val="20"/>
+          <w:lang w:eastAsia="en-US"/>
+        </w:rPr>
+      </w:pPr>
+      <w:r>
+        <w:rPr>
+          <w:rFonts w:ascii="Aptos" w:hAnsi="Aptos" w:cs="Courier New"/>
+          <w:b/>
+          <w:bCs/>
+          <w:sz w:val="20"/>
+          <w:lang w:eastAsia="en-US"/>
+        </w:rPr>
+        <w:t>Parágrafo quinto</w:t>
+      </w:r>
+      <w:r>
+        <w:rPr>
+          <w:rFonts w:ascii="Aptos" w:hAnsi="Aptos" w:cs="Courier New"/>
+          <w:sz w:val="20"/>
+          <w:lang w:eastAsia="en-US"/>
+        </w:rPr>
+        <w:t xml:space="preserve"> – A presente cláusula permanecerá válida durante todo o tempo de duração do contrato e dos efeitos jurídicos do </w:t>
       </w:r>
       <w:proofErr w:type="gramStart"/>
       <w:r>
@@ -1843,7 +2192,7 @@
           <w:sz w:val="20"/>
           <w:lang w:eastAsia="en-US"/>
         </w:rPr>
-        <w:t>comparecer pessoalmente</w:t>
+        <w:t>mandato</w:t>
       </w:r>
       <w:proofErr w:type="gramEnd"/>
       <w:r>
@@ -1852,369 +2201,28 @@
           <w:sz w:val="20"/>
           <w:lang w:eastAsia="en-US"/>
         </w:rPr>
-        <w:t xml:space="preserve"> ao escritório do Advogado para esclarecer qualquer dúvida antes de realizar qualquer pagamento.</w:t>
-      </w:r>
-    </w:p>
-    <w:p>
-      <w:pPr>
-        <w:suppressAutoHyphens w:val="0"/>
-        <w:jc w:val="both"/>
-        <w:rPr>
-          <w:rFonts w:ascii="Aptos" w:hAnsi="Aptos" w:cs="Courier New"/>
-          <w:sz w:val="20"/>
-          <w:lang w:eastAsia="en-US"/>
-        </w:rPr>
-      </w:pPr>
-      <w:r>
-        <w:rPr>
-          <w:rFonts w:ascii="Aptos" w:hAnsi="Aptos" w:cs="Courier New"/>
-          <w:b/>
-          <w:bCs/>
-          <w:sz w:val="20"/>
-          <w:lang w:eastAsia="en-US"/>
-        </w:rPr>
-        <w:t>Parágrafo terceiro:</w:t>
-      </w:r>
-      <w:r>
-        <w:rPr>
-          <w:rFonts w:ascii="Aptos" w:hAnsi="Aptos" w:cs="Courier New"/>
-          <w:sz w:val="20"/>
-          <w:lang w:eastAsia="en-US"/>
-        </w:rPr>
-        <w:t xml:space="preserve"> O </w:t>
-      </w:r>
-      <w:r>
-        <w:rPr>
-          <w:rFonts w:ascii="Aptos" w:hAnsi="Aptos" w:cs="Courier New"/>
-          <w:sz w:val="20"/>
-          <w:lang w:eastAsia="en-US"/>
-        </w:rPr>
-        <w:t>Contratante</w:t>
-      </w:r>
-      <w:r>
-        <w:rPr>
-          <w:rFonts w:ascii="Aptos" w:hAnsi="Aptos" w:cs="Courier New"/>
-          <w:sz w:val="20"/>
-          <w:lang w:eastAsia="en-US"/>
-        </w:rPr>
-        <w:t xml:space="preserve"> reconhece e aceita que o descumprimento desta cláusula poderá gerar prejuízos, sendo de sua responsabilidade a adoção das medidas preventivas aqui dispostas.</w:t>
-      </w:r>
-    </w:p>
-    <w:p>
-      <w:pPr>
-        <w:suppressAutoHyphens w:val="0"/>
-        <w:jc w:val="both"/>
-        <w:rPr>
-          <w:rFonts w:ascii="Aptos" w:hAnsi="Aptos" w:cs="Courier New"/>
-          <w:sz w:val="20"/>
-          <w:lang w:eastAsia="en-US"/>
-        </w:rPr>
-      </w:pPr>
-      <w:r>
-        <w:rPr>
-          <w:rFonts w:ascii="Aptos" w:hAnsi="Aptos" w:cs="Courier New"/>
-          <w:b/>
-          <w:bCs/>
-          <w:sz w:val="20"/>
-          <w:lang w:eastAsia="en-US"/>
-        </w:rPr>
-        <w:t>Cláusula Décima Primeira</w:t>
-      </w:r>
-      <w:r>
-        <w:rPr>
-          <w:rFonts w:ascii="Aptos" w:hAnsi="Aptos" w:cs="Courier New"/>
-          <w:sz w:val="20"/>
-          <w:lang w:eastAsia="en-US"/>
-        </w:rPr>
-        <w:t xml:space="preserve"> – O </w:t>
-      </w:r>
-      <w:r>
-        <w:rPr>
-          <w:rFonts w:ascii="Aptos" w:hAnsi="Aptos" w:cs="Courier New"/>
-          <w:sz w:val="20"/>
-          <w:lang w:eastAsia="en-US"/>
-        </w:rPr>
-        <w:t>Contratante</w:t>
-      </w:r>
-      <w:r>
-        <w:rPr>
-          <w:rFonts w:ascii="Aptos" w:hAnsi="Aptos" w:cs="Courier New"/>
-          <w:sz w:val="20"/>
-          <w:lang w:eastAsia="en-US"/>
-        </w:rPr>
-        <w:t xml:space="preserve"> autoriza expressamente o </w:t>
-      </w:r>
-      <w:r>
-        <w:rPr>
-          <w:rFonts w:ascii="Aptos" w:hAnsi="Aptos" w:cs="Courier New"/>
-          <w:sz w:val="20"/>
-          <w:lang w:eastAsia="en-US"/>
-        </w:rPr>
-        <w:t>Contratado</w:t>
-      </w:r>
-      <w:r>
-        <w:rPr>
-          <w:rFonts w:ascii="Aptos" w:hAnsi="Aptos" w:cs="Courier New"/>
-          <w:sz w:val="20"/>
-          <w:lang w:eastAsia="en-US"/>
-        </w:rPr>
-        <w:t xml:space="preserve"> a fazer uso de quaisquer ferramentas, tecnologias, plataformas ou sistemas baseados em inteligência artificial (IA), sejam preditivos, analíticos, generativos, automatizados ou de qualquer outra natureza, em todas as fases do processo judicial ou administrativo, bem como em qualquer ato processual, judicial, extrajudicial, consultivo ou de assessoria jurídica.</w:t>
-      </w:r>
-    </w:p>
-    <w:p>
-      <w:pPr>
-        <w:suppressAutoHyphens w:val="0"/>
-        <w:jc w:val="both"/>
-        <w:rPr>
-          <w:rFonts w:ascii="Aptos" w:hAnsi="Aptos" w:cs="Courier New"/>
-          <w:sz w:val="20"/>
-          <w:lang w:eastAsia="en-US"/>
-        </w:rPr>
-      </w:pPr>
-      <w:r>
-        <w:rPr>
-          <w:rFonts w:ascii="Aptos" w:hAnsi="Aptos" w:cs="Courier New"/>
-          <w:b/>
-          <w:bCs/>
-          <w:sz w:val="20"/>
-          <w:lang w:eastAsia="en-US"/>
-        </w:rPr>
-        <w:t>Parágrafo primeiro</w:t>
-      </w:r>
-      <w:r>
-        <w:rPr>
-          <w:rFonts w:ascii="Aptos" w:hAnsi="Aptos" w:cs="Courier New"/>
-          <w:sz w:val="20"/>
-          <w:lang w:eastAsia="en-US"/>
-        </w:rPr>
-        <w:t xml:space="preserve"> – A autorização ora concedida compreende, mas não se limita a, ferramentas de IA utilizadas para: I – elaboração, revisão, tradução, aprimoramento e personalização de peças processuais, petições, contratos e pareceres jurídicos; II – análise de jurisprudência, doutrina, legislação e outros bancos de dados jurídicos; III – simulações de teses jurídicas e estratégias processuais; IV – identificação de riscos, probabilidades de êxito, prazos processuais e cenários de julgamento; V – automatização de diligências, atos ordinatórios, consultas a processos, intimações e protocolos; VI – organização de provas, documentos, depoimentos, quesitos periciais e outros elementos instrutórios; VII – interação com plataformas digitais de Tribunais, órgãos públicos e entidades privadas; VIII – comunicação com o </w:t>
-      </w:r>
-      <w:r>
-        <w:rPr>
-          <w:rFonts w:ascii="Aptos" w:hAnsi="Aptos" w:cs="Courier New"/>
-          <w:sz w:val="20"/>
-          <w:lang w:eastAsia="en-US"/>
-        </w:rPr>
-        <w:t>Contratante</w:t>
-      </w:r>
-      <w:r>
-        <w:rPr>
-          <w:rFonts w:ascii="Aptos" w:hAnsi="Aptos" w:cs="Courier New"/>
-          <w:sz w:val="20"/>
-          <w:lang w:eastAsia="en-US"/>
-        </w:rPr>
-        <w:t xml:space="preserve"> por meio de interfaces inteligentes e assistentes automatizados.</w:t>
-      </w:r>
-    </w:p>
-    <w:p>
-      <w:pPr>
-        <w:suppressAutoHyphens w:val="0"/>
-        <w:jc w:val="both"/>
-        <w:rPr>
-          <w:rFonts w:ascii="Aptos" w:hAnsi="Aptos" w:cs="Courier New"/>
-          <w:sz w:val="20"/>
-          <w:lang w:eastAsia="en-US"/>
-        </w:rPr>
-      </w:pPr>
-      <w:r>
-        <w:rPr>
-          <w:rFonts w:ascii="Aptos" w:hAnsi="Aptos" w:cs="Courier New"/>
-          <w:b/>
-          <w:bCs/>
-          <w:sz w:val="20"/>
-          <w:lang w:eastAsia="en-US"/>
-        </w:rPr>
-        <w:t>Parágrafo segundo</w:t>
-      </w:r>
-      <w:r>
-        <w:rPr>
-          <w:rFonts w:ascii="Aptos" w:hAnsi="Aptos" w:cs="Courier New"/>
-          <w:sz w:val="20"/>
-          <w:lang w:eastAsia="en-US"/>
-        </w:rPr>
-        <w:t xml:space="preserve"> – O </w:t>
-      </w:r>
-      <w:r>
-        <w:rPr>
-          <w:rFonts w:ascii="Aptos" w:hAnsi="Aptos" w:cs="Courier New"/>
-          <w:sz w:val="20"/>
-          <w:lang w:eastAsia="en-US"/>
-        </w:rPr>
-        <w:t>Contratante</w:t>
-      </w:r>
-      <w:r>
-        <w:rPr>
-          <w:rFonts w:ascii="Aptos" w:hAnsi="Aptos" w:cs="Courier New"/>
-          <w:sz w:val="20"/>
-          <w:lang w:eastAsia="en-US"/>
-        </w:rPr>
-        <w:t xml:space="preserve"> reconhece que as ferramentas de inteligência artificial são auxiliares à atividade intelectual e profissional do advogado, não substituindo o seu julgamento técnico-jurídico, que permanecerá soberano e responsável pelas decisões estratégicas da causa.</w:t>
-      </w:r>
-    </w:p>
-    <w:p>
-      <w:pPr>
-        <w:suppressAutoHyphens w:val="0"/>
-        <w:jc w:val="both"/>
-        <w:rPr>
-          <w:rFonts w:ascii="Aptos" w:hAnsi="Aptos" w:cs="Courier New"/>
-          <w:sz w:val="20"/>
-          <w:lang w:eastAsia="en-US"/>
-        </w:rPr>
-      </w:pPr>
-      <w:r>
-        <w:rPr>
-          <w:rFonts w:ascii="Aptos" w:hAnsi="Aptos" w:cs="Courier New"/>
-          <w:b/>
-          <w:bCs/>
-          <w:sz w:val="20"/>
-          <w:lang w:eastAsia="en-US"/>
-        </w:rPr>
-        <w:t>Parágrafo terceiro</w:t>
-      </w:r>
-      <w:r>
-        <w:rPr>
-          <w:rFonts w:ascii="Aptos" w:hAnsi="Aptos" w:cs="Courier New"/>
-          <w:sz w:val="20"/>
-          <w:lang w:eastAsia="en-US"/>
-        </w:rPr>
-        <w:t xml:space="preserve"> – O </w:t>
-      </w:r>
-      <w:r>
-        <w:rPr>
-          <w:rFonts w:ascii="Aptos" w:hAnsi="Aptos" w:cs="Courier New"/>
-          <w:sz w:val="20"/>
-          <w:lang w:eastAsia="en-US"/>
-        </w:rPr>
-        <w:t>Contratante</w:t>
-      </w:r>
-      <w:r>
-        <w:rPr>
-          <w:rFonts w:ascii="Aptos" w:hAnsi="Aptos" w:cs="Courier New"/>
-          <w:sz w:val="20"/>
-          <w:lang w:eastAsia="en-US"/>
-        </w:rPr>
-        <w:t xml:space="preserve"> declara estar ciente de que as ferramentas de IA podem ser fornecidas por terceiros, nacionais ou estrangeiros, sendo possível a transmissão de dados, documentos ou informações pessoais e processuais a tais plataformas, respeitados os termos da Lei Geral de Proteção de Dados (Lei nº 13.709/2018) e demais normas aplicáveis.</w:t>
-      </w:r>
-    </w:p>
-    <w:p>
-      <w:pPr>
-        <w:suppressAutoHyphens w:val="0"/>
-        <w:jc w:val="both"/>
-        <w:rPr>
-          <w:rFonts w:ascii="Aptos" w:hAnsi="Aptos" w:cs="Courier New"/>
-          <w:sz w:val="20"/>
-          <w:lang w:eastAsia="en-US"/>
-        </w:rPr>
-      </w:pPr>
-      <w:r>
-        <w:rPr>
-          <w:rFonts w:ascii="Aptos" w:hAnsi="Aptos" w:cs="Courier New"/>
-          <w:b/>
-          <w:bCs/>
-          <w:sz w:val="20"/>
-          <w:lang w:eastAsia="en-US"/>
-        </w:rPr>
-        <w:t>Parágrafo quarto</w:t>
-      </w:r>
-      <w:r>
-        <w:rPr>
-          <w:rFonts w:ascii="Aptos" w:hAnsi="Aptos" w:cs="Courier New"/>
-          <w:sz w:val="20"/>
-          <w:lang w:eastAsia="en-US"/>
-        </w:rPr>
-        <w:t xml:space="preserve"> – O </w:t>
-      </w:r>
-      <w:r>
-        <w:rPr>
-          <w:rFonts w:ascii="Aptos" w:hAnsi="Aptos" w:cs="Courier New"/>
-          <w:sz w:val="20"/>
-          <w:lang w:eastAsia="en-US"/>
-        </w:rPr>
-        <w:t>Contratante</w:t>
-      </w:r>
-      <w:r>
-        <w:rPr>
-          <w:rFonts w:ascii="Aptos" w:hAnsi="Aptos" w:cs="Courier New"/>
-          <w:sz w:val="20"/>
-          <w:lang w:eastAsia="en-US"/>
-        </w:rPr>
-        <w:t xml:space="preserve"> autoriza, desde já, o tratamento, compartilhamento, armazenamento e utilização de seus dados e documentos pessoais e processuais por tais sistemas de inteligência artificial, inclusive em nuvem (cloud computing), para os fins jurídicos aqui </w:t>
-      </w:r>
-      <w:r>
-        <w:rPr>
-          <w:rFonts w:ascii="Aptos" w:hAnsi="Aptos" w:cs="Courier New"/>
+        <w:t xml:space="preserve"> outorgado, inclusive em eventuais fases recursais, liquidação, cumprimento de sentença ou execução.</w:t>
+      </w:r>
+    </w:p>
+    <w:p>
+      <w:pPr>
+        <w:suppressAutoHyphens w:val="0"/>
+        <w:jc w:val="both"/>
+        <w:rPr>
+          <w:rFonts w:ascii="Aptos" w:hAnsi="Aptos" w:cs="Courier New"/>
+          <w:sz w:val="20"/>
+          <w:lang w:eastAsia="en-US"/>
+        </w:rPr>
+      </w:pPr>
+      <w:r>
+        <w:rPr>
+          <w:rFonts w:ascii="Aptos" w:hAnsi="Aptos" w:cs="Courier New"/>
+          <w:b/>
+          <w:bCs/>
           <w:sz w:val="20"/>
           <w:lang w:eastAsia="en-US"/>
         </w:rPr>
         <w:lastRenderedPageBreak/>
-        <w:t>pactuados, comprometendo-se o advogado a adotar medidas razoáveis para garantir a segurança e confidencialidade dos dados.</w:t>
-      </w:r>
-    </w:p>
-    <w:p>
-      <w:pPr>
-        <w:suppressAutoHyphens w:val="0"/>
-        <w:jc w:val="both"/>
-        <w:rPr>
-          <w:rFonts w:ascii="Aptos" w:hAnsi="Aptos" w:cs="Courier New"/>
-          <w:sz w:val="20"/>
-          <w:lang w:eastAsia="en-US"/>
-        </w:rPr>
-      </w:pPr>
-      <w:r>
-        <w:rPr>
-          <w:rFonts w:ascii="Aptos" w:hAnsi="Aptos" w:cs="Courier New"/>
-          <w:b/>
-          <w:bCs/>
-          <w:sz w:val="20"/>
-          <w:lang w:eastAsia="en-US"/>
-        </w:rPr>
-        <w:t>Parágrafo quinto</w:t>
-      </w:r>
-      <w:r>
-        <w:rPr>
-          <w:rFonts w:ascii="Aptos" w:hAnsi="Aptos" w:cs="Courier New"/>
-          <w:sz w:val="20"/>
-          <w:lang w:eastAsia="en-US"/>
-        </w:rPr>
-        <w:t xml:space="preserve"> – A presente cláusula permanecerá válida durante todo o tempo de duração do contrato e dos efeitos jurídicos do </w:t>
-      </w:r>
-      <w:proofErr w:type="gramStart"/>
-      <w:r>
-        <w:rPr>
-          <w:rFonts w:ascii="Aptos" w:hAnsi="Aptos" w:cs="Courier New"/>
-          <w:sz w:val="20"/>
-          <w:lang w:eastAsia="en-US"/>
-        </w:rPr>
-        <w:t>mandato</w:t>
-      </w:r>
-      <w:proofErr w:type="gramEnd"/>
-      <w:r>
-        <w:rPr>
-          <w:rFonts w:ascii="Aptos" w:hAnsi="Aptos" w:cs="Courier New"/>
-          <w:sz w:val="20"/>
-          <w:lang w:eastAsia="en-US"/>
-        </w:rPr>
-        <w:t xml:space="preserve"> outorgado, inclusive em eventuais fases recursais, liquidação, cumprimento de sentença ou execução.</w:t>
-      </w:r>
-    </w:p>
-    <w:p>
-      <w:pPr>
-        <w:suppressAutoHyphens w:val="0"/>
-        <w:jc w:val="both"/>
-        <w:rPr>
-          <w:rFonts w:ascii="Aptos" w:hAnsi="Aptos" w:cs="Courier New"/>
-          <w:sz w:val="20"/>
-          <w:lang w:eastAsia="en-US"/>
-        </w:rPr>
-      </w:pPr>
-      <w:r>
-        <w:rPr>
-          <w:rFonts w:ascii="Aptos" w:hAnsi="Aptos" w:cs="Courier New"/>
-          <w:b/>
-          <w:bCs/>
-          <w:sz w:val="20"/>
-          <w:lang w:eastAsia="en-US"/>
-        </w:rPr>
         <w:t>Cláusula Décima Segunda</w:t>
       </w:r>
       <w:r>
@@ -2506,7 +2514,7 @@
 </file>
 
 <file path=word/endnotes.xml><?xml version="1.0" encoding="utf-8"?>
-<w:endnotes xmlns:wpc="http://schemas.microsoft.com/office/word/2010/wordprocessingCanvas" xmlns:cx="http://schemas.microsoft.com/office/drawing/2014/chartex" xmlns:cx1="http://schemas.microsoft.com/office/drawing/2015/9/8/chartex" xmlns:cx2="http://schemas.microsoft.com/office/drawing/2015/10/21/chartex" xmlns:cx3="http://schemas.microsoft.com/office/drawing/2016/5/9/chartex" xmlns:cx4="http://schemas.microsoft.com/office/drawing/2016/5/10/chartex" xmlns:cx5="http://schemas.microsoft.com/office/drawing/2016/5/11/chartex" xmlns:cx6="http://schemas.microsoft.com/office/drawing/2016/5/12/chartex" xmlns:cx7="http://schemas.microsoft.com/office/drawing/2016/5/13/chartex" xmlns:cx8="http://schemas.microsoft.com/office/drawing/2016/5/14/chartex" xmlns:mc="http://schemas.openxmlformats.org/markup-compatibility/2006" xmlns:aink="http://schemas.microsoft.com/office/drawing/2016/ink" xmlns:am3d="http://schemas.microsoft.com/office/drawing/2017/model3d" xmlns:o="urn:schemas-microsoft-com:office:office" xmlns:oel="http://schemas.microsoft.com/office/2019/extlst" xmlns:r="http://schemas.openxmlformats.org/officeDocument/2006/relationships" xmlns:m="http://schemas.openxmlformats.org/officeDocument/2006/math" xmlns:v="urn:schemas-microsoft-com:vml" xmlns:wp14="http://schemas.microsoft.com/office/word/2010/wordprocessingDrawing" xmlns:wp="http://schemas.openxmlformats.org/drawingml/2006/wordprocessingDrawing" xmlns:w10="urn:schemas-microsoft-com:office:word" xmlns:w="http://schemas.openxmlformats.org/wordprocessingml/2006/main" xmlns:w14="http://schemas.microsoft.com/office/word/2010/wordml" xmlns:w15="http://schemas.microsoft.com/office/word/2012/wordml" xmlns:w16cex="http://schemas.microsoft.com/office/word/2018/wordml/cex" xmlns:w16cid="http://schemas.microsoft.com/office/word/2016/wordml/cid" xmlns:w16="http://schemas.microsoft.com/office/word/2018/wordml" xmlns:w16du="http://schemas.microsoft.com/office/word/2023/wordml/word16du" xmlns:w16sdtdh="http://schemas.microsoft.com/office/word/2020/wordml/sdtdatahash" xmlns:w16se="http://schemas.microsoft.com/office/word/2015/wordml/symex" xmlns:wpg="http://schemas.microsoft.com/office/word/2010/wordprocessingGroup" xmlns:wpi="http://schemas.microsoft.com/office/word/2010/wordprocessingInk" xmlns:wne="http://schemas.microsoft.com/office/word/2006/wordml" xmlns:wps="http://schemas.microsoft.com/office/word/2010/wordprocessingShape" mc:Ignorable="w14 w15 w16se w16cid w16 w16cex w16sdtdh w16du wp14">
+<w:endnotes xmlns:wpc="http://schemas.microsoft.com/office/word/2010/wordprocessingCanvas" xmlns:cx="http://schemas.microsoft.com/office/drawing/2014/chartex" xmlns:cx1="http://schemas.microsoft.com/office/drawing/2015/9/8/chartex" xmlns:cx2="http://schemas.microsoft.com/office/drawing/2015/10/21/chartex" xmlns:cx3="http://schemas.microsoft.com/office/drawing/2016/5/9/chartex" xmlns:cx4="http://schemas.microsoft.com/office/drawing/2016/5/10/chartex" xmlns:cx5="http://schemas.microsoft.com/office/drawing/2016/5/11/chartex" xmlns:cx6="http://schemas.microsoft.com/office/drawing/2016/5/12/chartex" xmlns:cx7="http://schemas.microsoft.com/office/drawing/2016/5/13/chartex" xmlns:cx8="http://schemas.microsoft.com/office/drawing/2016/5/14/chartex" xmlns:mc="http://schemas.openxmlformats.org/markup-compatibility/2006" xmlns:aink="http://schemas.microsoft.com/office/drawing/2016/ink" xmlns:am3d="http://schemas.microsoft.com/office/drawing/2017/model3d" xmlns:o="urn:schemas-microsoft-com:office:office" xmlns:r="http://schemas.openxmlformats.org/officeDocument/2006/relationships" xmlns:m="http://schemas.openxmlformats.org/officeDocument/2006/math" xmlns:v="urn:schemas-microsoft-com:vml" xmlns:wp14="http://schemas.microsoft.com/office/word/2010/wordprocessingDrawing" xmlns:wp="http://schemas.openxmlformats.org/drawingml/2006/wordprocessingDrawing" xmlns:w10="urn:schemas-microsoft-com:office:word" xmlns:w="http://schemas.openxmlformats.org/wordprocessingml/2006/main" xmlns:w14="http://schemas.microsoft.com/office/word/2010/wordml" xmlns:w15="http://schemas.microsoft.com/office/word/2012/wordml" xmlns:w16cex="http://schemas.microsoft.com/office/word/2018/wordml/cex" xmlns:w16cid="http://schemas.microsoft.com/office/word/2016/wordml/cid" xmlns:w16="http://schemas.microsoft.com/office/word/2018/wordml" xmlns:w16sdtdh="http://schemas.microsoft.com/office/word/2020/wordml/sdtdatahash" xmlns:w16se="http://schemas.microsoft.com/office/word/2015/wordml/symex" xmlns:wpg="http://schemas.microsoft.com/office/word/2010/wordprocessingGroup" xmlns:wpi="http://schemas.microsoft.com/office/word/2010/wordprocessingInk" xmlns:wne="http://schemas.microsoft.com/office/word/2006/wordml" xmlns:wps="http://schemas.microsoft.com/office/word/2010/wordprocessingShape" mc:Ignorable="w14 w15 w16se w16cid w16 w16cex w16sdtdh wp14">
   <w:endnote w:type="separator" w:id="-1">
     <w:p>
       <w:r>
@@ -2525,7 +2533,7 @@
 </file>
 
 <file path=word/footer1.xml><?xml version="1.0" encoding="utf-8"?>
-<w:ftr xmlns:wpc="http://schemas.microsoft.com/office/word/2010/wordprocessingCanvas" xmlns:cx="http://schemas.microsoft.com/office/drawing/2014/chartex" xmlns:cx1="http://schemas.microsoft.com/office/drawing/2015/9/8/chartex" xmlns:cx2="http://schemas.microsoft.com/office/drawing/2015/10/21/chartex" xmlns:cx3="http://schemas.microsoft.com/office/drawing/2016/5/9/chartex" xmlns:cx4="http://schemas.microsoft.com/office/drawing/2016/5/10/chartex" xmlns:cx5="http://schemas.microsoft.com/office/drawing/2016/5/11/chartex" xmlns:cx6="http://schemas.microsoft.com/office/drawing/2016/5/12/chartex" xmlns:cx7="http://schemas.microsoft.com/office/drawing/2016/5/13/chartex" xmlns:cx8="http://schemas.microsoft.com/office/drawing/2016/5/14/chartex" xmlns:mc="http://schemas.openxmlformats.org/markup-compatibility/2006" xmlns:aink="http://schemas.microsoft.com/office/drawing/2016/ink" xmlns:am3d="http://schemas.microsoft.com/office/drawing/2017/model3d" xmlns:o="urn:schemas-microsoft-com:office:office" xmlns:oel="http://schemas.microsoft.com/office/2019/extlst" xmlns:r="http://schemas.openxmlformats.org/officeDocument/2006/relationships" xmlns:m="http://schemas.openxmlformats.org/officeDocument/2006/math" xmlns:v="urn:schemas-microsoft-com:vml" xmlns:wp14="http://schemas.microsoft.com/office/word/2010/wordprocessingDrawing" xmlns:wp="http://schemas.openxmlformats.org/drawingml/2006/wordprocessingDrawing" xmlns:w10="urn:schemas-microsoft-com:office:word" xmlns:w="http://schemas.openxmlformats.org/wordprocessingml/2006/main" xmlns:w14="http://schemas.microsoft.com/office/word/2010/wordml" xmlns:w15="http://schemas.microsoft.com/office/word/2012/wordml" xmlns:w16cex="http://schemas.microsoft.com/office/word/2018/wordml/cex" xmlns:w16cid="http://schemas.microsoft.com/office/word/2016/wordml/cid" xmlns:w16="http://schemas.microsoft.com/office/word/2018/wordml" xmlns:w16du="http://schemas.microsoft.com/office/word/2023/wordml/word16du" xmlns:w16sdtdh="http://schemas.microsoft.com/office/word/2020/wordml/sdtdatahash" xmlns:w16se="http://schemas.microsoft.com/office/word/2015/wordml/symex" xmlns:wpg="http://schemas.microsoft.com/office/word/2010/wordprocessingGroup" xmlns:wpi="http://schemas.microsoft.com/office/word/2010/wordprocessingInk" xmlns:wne="http://schemas.microsoft.com/office/word/2006/wordml" xmlns:wps="http://schemas.microsoft.com/office/word/2010/wordprocessingShape" mc:Ignorable="w14 w15 w16se w16cid w16 w16cex w16sdtdh w16du wp14">
+<w:ftr xmlns:wpc="http://schemas.microsoft.com/office/word/2010/wordprocessingCanvas" xmlns:cx="http://schemas.microsoft.com/office/drawing/2014/chartex" xmlns:cx1="http://schemas.microsoft.com/office/drawing/2015/9/8/chartex" xmlns:cx2="http://schemas.microsoft.com/office/drawing/2015/10/21/chartex" xmlns:cx3="http://schemas.microsoft.com/office/drawing/2016/5/9/chartex" xmlns:cx4="http://schemas.microsoft.com/office/drawing/2016/5/10/chartex" xmlns:cx5="http://schemas.microsoft.com/office/drawing/2016/5/11/chartex" xmlns:cx6="http://schemas.microsoft.com/office/drawing/2016/5/12/chartex" xmlns:cx7="http://schemas.microsoft.com/office/drawing/2016/5/13/chartex" xmlns:cx8="http://schemas.microsoft.com/office/drawing/2016/5/14/chartex" xmlns:mc="http://schemas.openxmlformats.org/markup-compatibility/2006" xmlns:aink="http://schemas.microsoft.com/office/drawing/2016/ink" xmlns:am3d="http://schemas.microsoft.com/office/drawing/2017/model3d" xmlns:o="urn:schemas-microsoft-com:office:office" xmlns:r="http://schemas.openxmlformats.org/officeDocument/2006/relationships" xmlns:m="http://schemas.openxmlformats.org/officeDocument/2006/math" xmlns:v="urn:schemas-microsoft-com:vml" xmlns:wp14="http://schemas.microsoft.com/office/word/2010/wordprocessingDrawing" xmlns:wp="http://schemas.openxmlformats.org/drawingml/2006/wordprocessingDrawing" xmlns:w10="urn:schemas-microsoft-com:office:word" xmlns:w="http://schemas.openxmlformats.org/wordprocessingml/2006/main" xmlns:w14="http://schemas.microsoft.com/office/word/2010/wordml" xmlns:w15="http://schemas.microsoft.com/office/word/2012/wordml" xmlns:w16cex="http://schemas.microsoft.com/office/word/2018/wordml/cex" xmlns:w16cid="http://schemas.microsoft.com/office/word/2016/wordml/cid" xmlns:w16="http://schemas.microsoft.com/office/word/2018/wordml" xmlns:w16sdtdh="http://schemas.microsoft.com/office/word/2020/wordml/sdtdatahash" xmlns:w16se="http://schemas.microsoft.com/office/word/2015/wordml/symex" xmlns:wpg="http://schemas.microsoft.com/office/word/2010/wordprocessingGroup" xmlns:wpi="http://schemas.microsoft.com/office/word/2010/wordprocessingInk" xmlns:wne="http://schemas.microsoft.com/office/word/2006/wordml" xmlns:wps="http://schemas.microsoft.com/office/word/2010/wordprocessingShape" mc:Ignorable="w14 w15 w16se w16cid w16 w16cex w16sdtdh wp14">
   <w:p>
     <w:pPr>
       <w:pStyle w:val="Rodap"/>
@@ -2543,7 +2551,7 @@
 </file>
 
 <file path=word/footnotes.xml><?xml version="1.0" encoding="utf-8"?>
-<w:footnotes xmlns:wpc="http://schemas.microsoft.com/office/word/2010/wordprocessingCanvas" xmlns:cx="http://schemas.microsoft.com/office/drawing/2014/chartex" xmlns:cx1="http://schemas.microsoft.com/office/drawing/2015/9/8/chartex" xmlns:cx2="http://schemas.microsoft.com/office/drawing/2015/10/21/chartex" xmlns:cx3="http://schemas.microsoft.com/office/drawing/2016/5/9/chartex" xmlns:cx4="http://schemas.microsoft.com/office/drawing/2016/5/10/chartex" xmlns:cx5="http://schemas.microsoft.com/office/drawing/2016/5/11/chartex" xmlns:cx6="http://schemas.microsoft.com/office/drawing/2016/5/12/chartex" xmlns:cx7="http://schemas.microsoft.com/office/drawing/2016/5/13/chartex" xmlns:cx8="http://schemas.microsoft.com/office/drawing/2016/5/14/chartex" xmlns:mc="http://schemas.openxmlformats.org/markup-compatibility/2006" xmlns:aink="http://schemas.microsoft.com/office/drawing/2016/ink" xmlns:am3d="http://schemas.microsoft.com/office/drawing/2017/model3d" xmlns:o="urn:schemas-microsoft-com:office:office" xmlns:oel="http://schemas.microsoft.com/office/2019/extlst" xmlns:r="http://schemas.openxmlformats.org/officeDocument/2006/relationships" xmlns:m="http://schemas.openxmlformats.org/officeDocument/2006/math" xmlns:v="urn:schemas-microsoft-com:vml" xmlns:wp14="http://schemas.microsoft.com/office/word/2010/wordprocessingDrawing" xmlns:wp="http://schemas.openxmlformats.org/drawingml/2006/wordprocessingDrawing" xmlns:w10="urn:schemas-microsoft-com:office:word" xmlns:w="http://schemas.openxmlformats.org/wordprocessingml/2006/main" xmlns:w14="http://schemas.microsoft.com/office/word/2010/wordml" xmlns:w15="http://schemas.microsoft.com/office/word/2012/wordml" xmlns:w16cex="http://schemas.microsoft.com/office/word/2018/wordml/cex" xmlns:w16cid="http://schemas.microsoft.com/office/word/2016/wordml/cid" xmlns:w16="http://schemas.microsoft.com/office/word/2018/wordml" xmlns:w16du="http://schemas.microsoft.com/office/word/2023/wordml/word16du" xmlns:w16sdtdh="http://schemas.microsoft.com/office/word/2020/wordml/sdtdatahash" xmlns:w16se="http://schemas.microsoft.com/office/word/2015/wordml/symex" xmlns:wpg="http://schemas.microsoft.com/office/word/2010/wordprocessingGroup" xmlns:wpi="http://schemas.microsoft.com/office/word/2010/wordprocessingInk" xmlns:wne="http://schemas.microsoft.com/office/word/2006/wordml" xmlns:wps="http://schemas.microsoft.com/office/word/2010/wordprocessingShape" mc:Ignorable="w14 w15 w16se w16cid w16 w16cex w16sdtdh w16du wp14">
+<w:footnotes xmlns:wpc="http://schemas.microsoft.com/office/word/2010/wordprocessingCanvas" xmlns:cx="http://schemas.microsoft.com/office/drawing/2014/chartex" xmlns:cx1="http://schemas.microsoft.com/office/drawing/2015/9/8/chartex" xmlns:cx2="http://schemas.microsoft.com/office/drawing/2015/10/21/chartex" xmlns:cx3="http://schemas.microsoft.com/office/drawing/2016/5/9/chartex" xmlns:cx4="http://schemas.microsoft.com/office/drawing/2016/5/10/chartex" xmlns:cx5="http://schemas.microsoft.com/office/drawing/2016/5/11/chartex" xmlns:cx6="http://schemas.microsoft.com/office/drawing/2016/5/12/chartex" xmlns:cx7="http://schemas.microsoft.com/office/drawing/2016/5/13/chartex" xmlns:cx8="http://schemas.microsoft.com/office/drawing/2016/5/14/chartex" xmlns:mc="http://schemas.openxmlformats.org/markup-compatibility/2006" xmlns:aink="http://schemas.microsoft.com/office/drawing/2016/ink" xmlns:am3d="http://schemas.microsoft.com/office/drawing/2017/model3d" xmlns:o="urn:schemas-microsoft-com:office:office" xmlns:r="http://schemas.openxmlformats.org/officeDocument/2006/relationships" xmlns:m="http://schemas.openxmlformats.org/officeDocument/2006/math" xmlns:v="urn:schemas-microsoft-com:vml" xmlns:wp14="http://schemas.microsoft.com/office/word/2010/wordprocessingDrawing" xmlns:wp="http://schemas.openxmlformats.org/drawingml/2006/wordprocessingDrawing" xmlns:w10="urn:schemas-microsoft-com:office:word" xmlns:w="http://schemas.openxmlformats.org/wordprocessingml/2006/main" xmlns:w14="http://schemas.microsoft.com/office/word/2010/wordml" xmlns:w15="http://schemas.microsoft.com/office/word/2012/wordml" xmlns:w16cex="http://schemas.microsoft.com/office/word/2018/wordml/cex" xmlns:w16cid="http://schemas.microsoft.com/office/word/2016/wordml/cid" xmlns:w16="http://schemas.microsoft.com/office/word/2018/wordml" xmlns:w16sdtdh="http://schemas.microsoft.com/office/word/2020/wordml/sdtdatahash" xmlns:w16se="http://schemas.microsoft.com/office/word/2015/wordml/symex" xmlns:wpg="http://schemas.microsoft.com/office/word/2010/wordprocessingGroup" xmlns:wpi="http://schemas.microsoft.com/office/word/2010/wordprocessingInk" xmlns:wne="http://schemas.microsoft.com/office/word/2006/wordml" xmlns:wps="http://schemas.microsoft.com/office/word/2010/wordprocessingShape" mc:Ignorable="w14 w15 w16se w16cid w16 w16cex w16sdtdh wp14">
   <w:footnote w:type="separator" w:id="-1">
     <w:p>
       <w:r>
@@ -2562,7 +2570,7 @@
 </file>
 
 <file path=word/header1.xml><?xml version="1.0" encoding="utf-8"?>
-<w:hdr xmlns:wpc="http://schemas.microsoft.com/office/word/2010/wordprocessingCanvas" xmlns:cx="http://schemas.microsoft.com/office/drawing/2014/chartex" xmlns:cx1="http://schemas.microsoft.com/office/drawing/2015/9/8/chartex" xmlns:cx2="http://schemas.microsoft.com/office/drawing/2015/10/21/chartex" xmlns:cx3="http://schemas.microsoft.com/office/drawing/2016/5/9/chartex" xmlns:cx4="http://schemas.microsoft.com/office/drawing/2016/5/10/chartex" xmlns:cx5="http://schemas.microsoft.com/office/drawing/2016/5/11/chartex" xmlns:cx6="http://schemas.microsoft.com/office/drawing/2016/5/12/chartex" xmlns:cx7="http://schemas.microsoft.com/office/drawing/2016/5/13/chartex" xmlns:cx8="http://schemas.microsoft.com/office/drawing/2016/5/14/chartex" xmlns:mc="http://schemas.openxmlformats.org/markup-compatibility/2006" xmlns:aink="http://schemas.microsoft.com/office/drawing/2016/ink" xmlns:am3d="http://schemas.microsoft.com/office/drawing/2017/model3d" xmlns:o="urn:schemas-microsoft-com:office:office" xmlns:oel="http://schemas.microsoft.com/office/2019/extlst" xmlns:r="http://schemas.openxmlformats.org/officeDocument/2006/relationships" xmlns:m="http://schemas.openxmlformats.org/officeDocument/2006/math" xmlns:v="urn:schemas-microsoft-com:vml" xmlns:wp14="http://schemas.microsoft.com/office/word/2010/wordprocessingDrawing" xmlns:wp="http://schemas.openxmlformats.org/drawingml/2006/wordprocessingDrawing" xmlns:w10="urn:schemas-microsoft-com:office:word" xmlns:w="http://schemas.openxmlformats.org/wordprocessingml/2006/main" xmlns:w14="http://schemas.microsoft.com/office/word/2010/wordml" xmlns:w15="http://schemas.microsoft.com/office/word/2012/wordml" xmlns:w16cex="http://schemas.microsoft.com/office/word/2018/wordml/cex" xmlns:w16cid="http://schemas.microsoft.com/office/word/2016/wordml/cid" xmlns:w16="http://schemas.microsoft.com/office/word/2018/wordml" xmlns:w16du="http://schemas.microsoft.com/office/word/2023/wordml/word16du" xmlns:w16sdtdh="http://schemas.microsoft.com/office/word/2020/wordml/sdtdatahash" xmlns:w16se="http://schemas.microsoft.com/office/word/2015/wordml/symex" xmlns:wpg="http://schemas.microsoft.com/office/word/2010/wordprocessingGroup" xmlns:wpi="http://schemas.microsoft.com/office/word/2010/wordprocessingInk" xmlns:wne="http://schemas.microsoft.com/office/word/2006/wordml" xmlns:wps="http://schemas.microsoft.com/office/word/2010/wordprocessingShape" mc:Ignorable="w14 w15 w16se w16cid w16 w16cex w16sdtdh w16du wp14">
+<w:hdr xmlns:wpc="http://schemas.microsoft.com/office/word/2010/wordprocessingCanvas" xmlns:cx="http://schemas.microsoft.com/office/drawing/2014/chartex" xmlns:cx1="http://schemas.microsoft.com/office/drawing/2015/9/8/chartex" xmlns:cx2="http://schemas.microsoft.com/office/drawing/2015/10/21/chartex" xmlns:cx3="http://schemas.microsoft.com/office/drawing/2016/5/9/chartex" xmlns:cx4="http://schemas.microsoft.com/office/drawing/2016/5/10/chartex" xmlns:cx5="http://schemas.microsoft.com/office/drawing/2016/5/11/chartex" xmlns:cx6="http://schemas.microsoft.com/office/drawing/2016/5/12/chartex" xmlns:cx7="http://schemas.microsoft.com/office/drawing/2016/5/13/chartex" xmlns:cx8="http://schemas.microsoft.com/office/drawing/2016/5/14/chartex" xmlns:mc="http://schemas.openxmlformats.org/markup-compatibility/2006" xmlns:aink="http://schemas.microsoft.com/office/drawing/2016/ink" xmlns:am3d="http://schemas.microsoft.com/office/drawing/2017/model3d" xmlns:o="urn:schemas-microsoft-com:office:office" xmlns:r="http://schemas.openxmlformats.org/officeDocument/2006/relationships" xmlns:m="http://schemas.openxmlformats.org/officeDocument/2006/math" xmlns:v="urn:schemas-microsoft-com:vml" xmlns:wp14="http://schemas.microsoft.com/office/word/2010/wordprocessingDrawing" xmlns:wp="http://schemas.openxmlformats.org/drawingml/2006/wordprocessingDrawing" xmlns:w10="urn:schemas-microsoft-com:office:word" xmlns:w="http://schemas.openxmlformats.org/wordprocessingml/2006/main" xmlns:w14="http://schemas.microsoft.com/office/word/2010/wordml" xmlns:w15="http://schemas.microsoft.com/office/word/2012/wordml" xmlns:w16cex="http://schemas.microsoft.com/office/word/2018/wordml/cex" xmlns:w16cid="http://schemas.microsoft.com/office/word/2016/wordml/cid" xmlns:w16="http://schemas.microsoft.com/office/word/2018/wordml" xmlns:w16sdtdh="http://schemas.microsoft.com/office/word/2020/wordml/sdtdatahash" xmlns:w16se="http://schemas.microsoft.com/office/word/2015/wordml/symex" xmlns:wpg="http://schemas.microsoft.com/office/word/2010/wordprocessingGroup" xmlns:wpi="http://schemas.microsoft.com/office/word/2010/wordprocessingInk" xmlns:wne="http://schemas.microsoft.com/office/word/2006/wordml" xmlns:wps="http://schemas.microsoft.com/office/word/2010/wordprocessingShape" mc:Ignorable="w14 w15 w16se w16cid w16 w16cex w16sdtdh wp14">
   <w:p>
     <w:pPr>
       <w:pStyle w:val="Cabealho"/>
@@ -2591,7 +2599,7 @@
           <v:path o:extrusionok="f" gradientshapeok="t" o:connecttype="rect"/>
           <o:lock v:ext="edit" aspectratio="t"/>
         </v:shapetype>
-        <v:shape id="WordPictureWatermark29968329" o:spid="_x0000_s1035" type="#_x0000_t75" style="position:absolute;margin-left:0;margin-top:0;width:595.75pt;height:842.45pt;z-index:-251658752;mso-position-horizontal:center;mso-position-horizontal-relative:margin;mso-position-vertical:center;mso-position-vertical-relative:margin" o:allowincell="f">
+        <v:shape id="WordPictureWatermark29968329" o:spid="_x0000_s2059" type="#_x0000_t75" style="position:absolute;margin-left:0;margin-top:0;width:595.75pt;height:842.45pt;z-index:-251658752;mso-position-horizontal:center;mso-position-horizontal-relative:margin;mso-position-vertical:center;mso-position-vertical-relative:margin" o:allowincell="f">
           <v:imagedata r:id="rId1" o:title="timbrado"/>
           <w10:wrap anchorx="margin" anchory="margin"/>
         </v:shape>
@@ -2602,7 +2610,7 @@
 </file>
 
 <file path=word/header2.xml><?xml version="1.0" encoding="utf-8"?>
-<w:hdr xmlns:wpc="http://schemas.microsoft.com/office/word/2010/wordprocessingCanvas" xmlns:cx="http://schemas.microsoft.com/office/drawing/2014/chartex" xmlns:cx1="http://schemas.microsoft.com/office/drawing/2015/9/8/chartex" xmlns:cx2="http://schemas.microsoft.com/office/drawing/2015/10/21/chartex" xmlns:cx3="http://schemas.microsoft.com/office/drawing/2016/5/9/chartex" xmlns:cx4="http://schemas.microsoft.com/office/drawing/2016/5/10/chartex" xmlns:cx5="http://schemas.microsoft.com/office/drawing/2016/5/11/chartex" xmlns:cx6="http://schemas.microsoft.com/office/drawing/2016/5/12/chartex" xmlns:cx7="http://schemas.microsoft.com/office/drawing/2016/5/13/chartex" xmlns:cx8="http://schemas.microsoft.com/office/drawing/2016/5/14/chartex" xmlns:mc="http://schemas.openxmlformats.org/markup-compatibility/2006" xmlns:aink="http://schemas.microsoft.com/office/drawing/2016/ink" xmlns:am3d="http://schemas.microsoft.com/office/drawing/2017/model3d" xmlns:o="urn:schemas-microsoft-com:office:office" xmlns:oel="http://schemas.microsoft.com/office/2019/extlst" xmlns:r="http://schemas.openxmlformats.org/officeDocument/2006/relationships" xmlns:m="http://schemas.openxmlformats.org/officeDocument/2006/math" xmlns:v="urn:schemas-microsoft-com:vml" xmlns:wp14="http://schemas.microsoft.com/office/word/2010/wordprocessingDrawing" xmlns:wp="http://schemas.openxmlformats.org/drawingml/2006/wordprocessingDrawing" xmlns:w10="urn:schemas-microsoft-com:office:word" xmlns:w="http://schemas.openxmlformats.org/wordprocessingml/2006/main" xmlns:w14="http://schemas.microsoft.com/office/word/2010/wordml" xmlns:w15="http://schemas.microsoft.com/office/word/2012/wordml" xmlns:w16cex="http://schemas.microsoft.com/office/word/2018/wordml/cex" xmlns:w16cid="http://schemas.microsoft.com/office/word/2016/wordml/cid" xmlns:w16="http://schemas.microsoft.com/office/word/2018/wordml" xmlns:w16du="http://schemas.microsoft.com/office/word/2023/wordml/word16du" xmlns:w16sdtdh="http://schemas.microsoft.com/office/word/2020/wordml/sdtdatahash" xmlns:w16se="http://schemas.microsoft.com/office/word/2015/wordml/symex" xmlns:wpg="http://schemas.microsoft.com/office/word/2010/wordprocessingGroup" xmlns:wpi="http://schemas.microsoft.com/office/word/2010/wordprocessingInk" xmlns:wne="http://schemas.microsoft.com/office/word/2006/wordml" xmlns:wps="http://schemas.microsoft.com/office/word/2010/wordprocessingShape" mc:Ignorable="w14 w15 w16se w16cid w16 w16cex w16sdtdh w16du wp14">
+<w:hdr xmlns:wpc="http://schemas.microsoft.com/office/word/2010/wordprocessingCanvas" xmlns:cx="http://schemas.microsoft.com/office/drawing/2014/chartex" xmlns:cx1="http://schemas.microsoft.com/office/drawing/2015/9/8/chartex" xmlns:cx2="http://schemas.microsoft.com/office/drawing/2015/10/21/chartex" xmlns:cx3="http://schemas.microsoft.com/office/drawing/2016/5/9/chartex" xmlns:cx4="http://schemas.microsoft.com/office/drawing/2016/5/10/chartex" xmlns:cx5="http://schemas.microsoft.com/office/drawing/2016/5/11/chartex" xmlns:cx6="http://schemas.microsoft.com/office/drawing/2016/5/12/chartex" xmlns:cx7="http://schemas.microsoft.com/office/drawing/2016/5/13/chartex" xmlns:cx8="http://schemas.microsoft.com/office/drawing/2016/5/14/chartex" xmlns:mc="http://schemas.openxmlformats.org/markup-compatibility/2006" xmlns:aink="http://schemas.microsoft.com/office/drawing/2016/ink" xmlns:am3d="http://schemas.microsoft.com/office/drawing/2017/model3d" xmlns:o="urn:schemas-microsoft-com:office:office" xmlns:r="http://schemas.openxmlformats.org/officeDocument/2006/relationships" xmlns:m="http://schemas.openxmlformats.org/officeDocument/2006/math" xmlns:v="urn:schemas-microsoft-com:vml" xmlns:wp14="http://schemas.microsoft.com/office/word/2010/wordprocessingDrawing" xmlns:wp="http://schemas.openxmlformats.org/drawingml/2006/wordprocessingDrawing" xmlns:w10="urn:schemas-microsoft-com:office:word" xmlns:w="http://schemas.openxmlformats.org/wordprocessingml/2006/main" xmlns:w14="http://schemas.microsoft.com/office/word/2010/wordml" xmlns:w15="http://schemas.microsoft.com/office/word/2012/wordml" xmlns:w16cex="http://schemas.microsoft.com/office/word/2018/wordml/cex" xmlns:w16cid="http://schemas.microsoft.com/office/word/2016/wordml/cid" xmlns:w16="http://schemas.microsoft.com/office/word/2018/wordml" xmlns:w16sdtdh="http://schemas.microsoft.com/office/word/2020/wordml/sdtdatahash" xmlns:w16se="http://schemas.microsoft.com/office/word/2015/wordml/symex" xmlns:wpg="http://schemas.microsoft.com/office/word/2010/wordprocessingGroup" xmlns:wpi="http://schemas.microsoft.com/office/word/2010/wordprocessingInk" xmlns:wne="http://schemas.microsoft.com/office/word/2006/wordml" xmlns:wps="http://schemas.microsoft.com/office/word/2010/wordprocessingShape" mc:Ignorable="w14 w15 w16se w16cid w16 w16cex w16sdtdh wp14">
   <w:p>
     <w:pPr>
       <w:pStyle w:val="Cabealho"/>
@@ -2631,7 +2639,7 @@
           <v:path o:extrusionok="f" gradientshapeok="t" o:connecttype="rect"/>
           <o:lock v:ext="edit" aspectratio="t"/>
         </v:shapetype>
-        <v:shape id="WordPictureWatermark29968330" o:spid="_x0000_s1036" type="#_x0000_t75" style="position:absolute;margin-left:-85.25pt;margin-top:-91.1pt;width:595.75pt;height:842.45pt;z-index:-251657728;mso-position-horizontal-relative:margin;mso-position-vertical-relative:margin" o:allowincell="f">
+        <v:shape id="WordPictureWatermark29968330" o:spid="_x0000_s2060" type="#_x0000_t75" style="position:absolute;margin-left:-85.25pt;margin-top:-91.1pt;width:595.75pt;height:842.45pt;z-index:-251657728;mso-position-horizontal-relative:margin;mso-position-vertical-relative:margin" o:allowincell="f">
           <v:imagedata r:id="rId1" o:title="timbrado"/>
           <w10:wrap anchorx="margin" anchory="margin"/>
         </v:shape>
@@ -2642,7 +2650,7 @@
 </file>
 
 <file path=word/header3.xml><?xml version="1.0" encoding="utf-8"?>
-<w:hdr xmlns:wpc="http://schemas.microsoft.com/office/word/2010/wordprocessingCanvas" xmlns:cx="http://schemas.microsoft.com/office/drawing/2014/chartex" xmlns:cx1="http://schemas.microsoft.com/office/drawing/2015/9/8/chartex" xmlns:cx2="http://schemas.microsoft.com/office/drawing/2015/10/21/chartex" xmlns:cx3="http://schemas.microsoft.com/office/drawing/2016/5/9/chartex" xmlns:cx4="http://schemas.microsoft.com/office/drawing/2016/5/10/chartex" xmlns:cx5="http://schemas.microsoft.com/office/drawing/2016/5/11/chartex" xmlns:cx6="http://schemas.microsoft.com/office/drawing/2016/5/12/chartex" xmlns:cx7="http://schemas.microsoft.com/office/drawing/2016/5/13/chartex" xmlns:cx8="http://schemas.microsoft.com/office/drawing/2016/5/14/chartex" xmlns:mc="http://schemas.openxmlformats.org/markup-compatibility/2006" xmlns:aink="http://schemas.microsoft.com/office/drawing/2016/ink" xmlns:am3d="http://schemas.microsoft.com/office/drawing/2017/model3d" xmlns:o="urn:schemas-microsoft-com:office:office" xmlns:oel="http://schemas.microsoft.com/office/2019/extlst" xmlns:r="http://schemas.openxmlformats.org/officeDocument/2006/relationships" xmlns:m="http://schemas.openxmlformats.org/officeDocument/2006/math" xmlns:v="urn:schemas-microsoft-com:vml" xmlns:wp14="http://schemas.microsoft.com/office/word/2010/wordprocessingDrawing" xmlns:wp="http://schemas.openxmlformats.org/drawingml/2006/wordprocessingDrawing" xmlns:w10="urn:schemas-microsoft-com:office:word" xmlns:w="http://schemas.openxmlformats.org/wordprocessingml/2006/main" xmlns:w14="http://schemas.microsoft.com/office/word/2010/wordml" xmlns:w15="http://schemas.microsoft.com/office/word/2012/wordml" xmlns:w16cex="http://schemas.microsoft.com/office/word/2018/wordml/cex" xmlns:w16cid="http://schemas.microsoft.com/office/word/2016/wordml/cid" xmlns:w16="http://schemas.microsoft.com/office/word/2018/wordml" xmlns:w16du="http://schemas.microsoft.com/office/word/2023/wordml/word16du" xmlns:w16sdtdh="http://schemas.microsoft.com/office/word/2020/wordml/sdtdatahash" xmlns:w16se="http://schemas.microsoft.com/office/word/2015/wordml/symex" xmlns:wpg="http://schemas.microsoft.com/office/word/2010/wordprocessingGroup" xmlns:wpi="http://schemas.microsoft.com/office/word/2010/wordprocessingInk" xmlns:wne="http://schemas.microsoft.com/office/word/2006/wordml" xmlns:wps="http://schemas.microsoft.com/office/word/2010/wordprocessingShape" mc:Ignorable="w14 w15 w16se w16cid w16 w16cex w16sdtdh w16du wp14">
+<w:hdr xmlns:wpc="http://schemas.microsoft.com/office/word/2010/wordprocessingCanvas" xmlns:cx="http://schemas.microsoft.com/office/drawing/2014/chartex" xmlns:cx1="http://schemas.microsoft.com/office/drawing/2015/9/8/chartex" xmlns:cx2="http://schemas.microsoft.com/office/drawing/2015/10/21/chartex" xmlns:cx3="http://schemas.microsoft.com/office/drawing/2016/5/9/chartex" xmlns:cx4="http://schemas.microsoft.com/office/drawing/2016/5/10/chartex" xmlns:cx5="http://schemas.microsoft.com/office/drawing/2016/5/11/chartex" xmlns:cx6="http://schemas.microsoft.com/office/drawing/2016/5/12/chartex" xmlns:cx7="http://schemas.microsoft.com/office/drawing/2016/5/13/chartex" xmlns:cx8="http://schemas.microsoft.com/office/drawing/2016/5/14/chartex" xmlns:mc="http://schemas.openxmlformats.org/markup-compatibility/2006" xmlns:aink="http://schemas.microsoft.com/office/drawing/2016/ink" xmlns:am3d="http://schemas.microsoft.com/office/drawing/2017/model3d" xmlns:o="urn:schemas-microsoft-com:office:office" xmlns:r="http://schemas.openxmlformats.org/officeDocument/2006/relationships" xmlns:m="http://schemas.openxmlformats.org/officeDocument/2006/math" xmlns:v="urn:schemas-microsoft-com:vml" xmlns:wp14="http://schemas.microsoft.com/office/word/2010/wordprocessingDrawing" xmlns:wp="http://schemas.openxmlformats.org/drawingml/2006/wordprocessingDrawing" xmlns:w10="urn:schemas-microsoft-com:office:word" xmlns:w="http://schemas.openxmlformats.org/wordprocessingml/2006/main" xmlns:w14="http://schemas.microsoft.com/office/word/2010/wordml" xmlns:w15="http://schemas.microsoft.com/office/word/2012/wordml" xmlns:w16cex="http://schemas.microsoft.com/office/word/2018/wordml/cex" xmlns:w16cid="http://schemas.microsoft.com/office/word/2016/wordml/cid" xmlns:w16="http://schemas.microsoft.com/office/word/2018/wordml" xmlns:w16sdtdh="http://schemas.microsoft.com/office/word/2020/wordml/sdtdatahash" xmlns:w16se="http://schemas.microsoft.com/office/word/2015/wordml/symex" xmlns:wpg="http://schemas.microsoft.com/office/word/2010/wordprocessingGroup" xmlns:wpi="http://schemas.microsoft.com/office/word/2010/wordprocessingInk" xmlns:wne="http://schemas.microsoft.com/office/word/2006/wordml" xmlns:wps="http://schemas.microsoft.com/office/word/2010/wordprocessingShape" mc:Ignorable="w14 w15 w16se w16cid w16 w16cex w16sdtdh wp14">
   <w:p>
     <w:pPr>
       <w:pStyle w:val="Cabealho"/>
@@ -2671,7 +2679,7 @@
           <v:path o:extrusionok="f" gradientshapeok="t" o:connecttype="rect"/>
           <o:lock v:ext="edit" aspectratio="t"/>
         </v:shapetype>
-        <v:shape id="WordPictureWatermark29968328" o:spid="_x0000_s1034" type="#_x0000_t75" style="position:absolute;margin-left:0;margin-top:0;width:595.75pt;height:842.45pt;z-index:-251659776;mso-position-horizontal:center;mso-position-horizontal-relative:margin;mso-position-vertical:center;mso-position-vertical-relative:margin" o:allowincell="f">
+        <v:shape id="WordPictureWatermark29968328" o:spid="_x0000_s2058" type="#_x0000_t75" style="position:absolute;margin-left:0;margin-top:0;width:595.75pt;height:842.45pt;z-index:-251659776;mso-position-horizontal:center;mso-position-horizontal-relative:margin;mso-position-vertical:center;mso-position-vertical-relative:margin" o:allowincell="f">
           <v:imagedata r:id="rId1" o:title="timbrado"/>
           <w10:wrap anchorx="margin" anchory="margin"/>
         </v:shape>
@@ -2682,7 +2690,7 @@
 </file>
 
 <file path=word/numbering.xml><?xml version="1.0" encoding="utf-8"?>
-<w:numbering xmlns:wpc="http://schemas.microsoft.com/office/word/2010/wordprocessingCanvas" xmlns:cx="http://schemas.microsoft.com/office/drawing/2014/chartex" xmlns:cx1="http://schemas.microsoft.com/office/drawing/2015/9/8/chartex" xmlns:cx2="http://schemas.microsoft.com/office/drawing/2015/10/21/chartex" xmlns:cx3="http://schemas.microsoft.com/office/drawing/2016/5/9/chartex" xmlns:cx4="http://schemas.microsoft.com/office/drawing/2016/5/10/chartex" xmlns:cx5="http://schemas.microsoft.com/office/drawing/2016/5/11/chartex" xmlns:cx6="http://schemas.microsoft.com/office/drawing/2016/5/12/chartex" xmlns:cx7="http://schemas.microsoft.com/office/drawing/2016/5/13/chartex" xmlns:cx8="http://schemas.microsoft.com/office/drawing/2016/5/14/chartex" xmlns:mc="http://schemas.openxmlformats.org/markup-compatibility/2006" xmlns:aink="http://schemas.microsoft.com/office/drawing/2016/ink" xmlns:am3d="http://schemas.microsoft.com/office/drawing/2017/model3d" xmlns:o="urn:schemas-microsoft-com:office:office" xmlns:oel="http://schemas.microsoft.com/office/2019/extlst" xmlns:r="http://schemas.openxmlformats.org/officeDocument/2006/relationships" xmlns:m="http://schemas.openxmlformats.org/officeDocument/2006/math" xmlns:v="urn:schemas-microsoft-com:vml" xmlns:wp14="http://schemas.microsoft.com/office/word/2010/wordprocessingDrawing" xmlns:wp="http://schemas.openxmlformats.org/drawingml/2006/wordprocessingDrawing" xmlns:w10="urn:schemas-microsoft-com:office:word" xmlns:w="http://schemas.openxmlformats.org/wordprocessingml/2006/main" xmlns:w14="http://schemas.microsoft.com/office/word/2010/wordml" xmlns:w15="http://schemas.microsoft.com/office/word/2012/wordml" xmlns:w16cex="http://schemas.microsoft.com/office/word/2018/wordml/cex" xmlns:w16cid="http://schemas.microsoft.com/office/word/2016/wordml/cid" xmlns:w16="http://schemas.microsoft.com/office/word/2018/wordml" xmlns:w16du="http://schemas.microsoft.com/office/word/2023/wordml/word16du" xmlns:w16sdtdh="http://schemas.microsoft.com/office/word/2020/wordml/sdtdatahash" xmlns:w16se="http://schemas.microsoft.com/office/word/2015/wordml/symex" xmlns:wpg="http://schemas.microsoft.com/office/word/2010/wordprocessingGroup" xmlns:wpi="http://schemas.microsoft.com/office/word/2010/wordprocessingInk" xmlns:wne="http://schemas.microsoft.com/office/word/2006/wordml" xmlns:wps="http://schemas.microsoft.com/office/word/2010/wordprocessingShape" mc:Ignorable="w14 w15 w16se w16cid w16 w16cex w16sdtdh w16du wp14">
+<w:numbering xmlns:wpc="http://schemas.microsoft.com/office/word/2010/wordprocessingCanvas" xmlns:cx="http://schemas.microsoft.com/office/drawing/2014/chartex" xmlns:cx1="http://schemas.microsoft.com/office/drawing/2015/9/8/chartex" xmlns:cx2="http://schemas.microsoft.com/office/drawing/2015/10/21/chartex" xmlns:cx3="http://schemas.microsoft.com/office/drawing/2016/5/9/chartex" xmlns:cx4="http://schemas.microsoft.com/office/drawing/2016/5/10/chartex" xmlns:cx5="http://schemas.microsoft.com/office/drawing/2016/5/11/chartex" xmlns:cx6="http://schemas.microsoft.com/office/drawing/2016/5/12/chartex" xmlns:cx7="http://schemas.microsoft.com/office/drawing/2016/5/13/chartex" xmlns:cx8="http://schemas.microsoft.com/office/drawing/2016/5/14/chartex" xmlns:mc="http://schemas.openxmlformats.org/markup-compatibility/2006" xmlns:aink="http://schemas.microsoft.com/office/drawing/2016/ink" xmlns:am3d="http://schemas.microsoft.com/office/drawing/2017/model3d" xmlns:o="urn:schemas-microsoft-com:office:office" xmlns:r="http://schemas.openxmlformats.org/officeDocument/2006/relationships" xmlns:m="http://schemas.openxmlformats.org/officeDocument/2006/math" xmlns:v="urn:schemas-microsoft-com:vml" xmlns:wp14="http://schemas.microsoft.com/office/word/2010/wordprocessingDrawing" xmlns:wp="http://schemas.openxmlformats.org/drawingml/2006/wordprocessingDrawing" xmlns:w10="urn:schemas-microsoft-com:office:word" xmlns:w="http://schemas.openxmlformats.org/wordprocessingml/2006/main" xmlns:w14="http://schemas.microsoft.com/office/word/2010/wordml" xmlns:w15="http://schemas.microsoft.com/office/word/2012/wordml" xmlns:w16cex="http://schemas.microsoft.com/office/word/2018/wordml/cex" xmlns:w16cid="http://schemas.microsoft.com/office/word/2016/wordml/cid" xmlns:w16="http://schemas.microsoft.com/office/word/2018/wordml" xmlns:w16sdtdh="http://schemas.microsoft.com/office/word/2020/wordml/sdtdatahash" xmlns:w16se="http://schemas.microsoft.com/office/word/2015/wordml/symex" xmlns:wpg="http://schemas.microsoft.com/office/word/2010/wordprocessingGroup" xmlns:wpi="http://schemas.microsoft.com/office/word/2010/wordprocessingInk" xmlns:wne="http://schemas.microsoft.com/office/word/2006/wordml" xmlns:wps="http://schemas.microsoft.com/office/word/2010/wordprocessingShape" mc:Ignorable="w14 w15 w16se w16cid w16 w16cex w16sdtdh wp14">
   <w:abstractNum w:abstractNumId="0" w15:restartNumberingAfterBreak="0">
     <w:nsid w:val="459408A8"/>
     <w:multiLevelType w:val="multilevel"/>
@@ -2796,14 +2804,14 @@
       </w:pPr>
     </w:lvl>
   </w:abstractNum>
-  <w:num w:numId="1" w16cid:durableId="2111701941">
+  <w:num w:numId="1">
     <w:abstractNumId w:val="0"/>
   </w:num>
 </w:numbering>
 </file>
 
 <file path=word/styles.xml><?xml version="1.0" encoding="utf-8"?>
-<w:styles xmlns:mc="http://schemas.openxmlformats.org/markup-compatibility/2006" xmlns:r="http://schemas.openxmlformats.org/officeDocument/2006/relationships" xmlns:w="http://schemas.openxmlformats.org/wordprocessingml/2006/main" xmlns:w14="http://schemas.microsoft.com/office/word/2010/wordml" xmlns:w15="http://schemas.microsoft.com/office/word/2012/wordml" xmlns:w16cex="http://schemas.microsoft.com/office/word/2018/wordml/cex" xmlns:w16cid="http://schemas.microsoft.com/office/word/2016/wordml/cid" xmlns:w16="http://schemas.microsoft.com/office/word/2018/wordml" xmlns:w16du="http://schemas.microsoft.com/office/word/2023/wordml/word16du" xmlns:w16sdtdh="http://schemas.microsoft.com/office/word/2020/wordml/sdtdatahash" xmlns:w16se="http://schemas.microsoft.com/office/word/2015/wordml/symex" mc:Ignorable="w14 w15 w16se w16cid w16 w16cex w16sdtdh w16du">
+<w:styles xmlns:mc="http://schemas.openxmlformats.org/markup-compatibility/2006" xmlns:r="http://schemas.openxmlformats.org/officeDocument/2006/relationships" xmlns:w="http://schemas.openxmlformats.org/wordprocessingml/2006/main" xmlns:w14="http://schemas.microsoft.com/office/word/2010/wordml" xmlns:w15="http://schemas.microsoft.com/office/word/2012/wordml" xmlns:w16cex="http://schemas.microsoft.com/office/word/2018/wordml/cex" xmlns:w16cid="http://schemas.microsoft.com/office/word/2016/wordml/cid" xmlns:w16="http://schemas.microsoft.com/office/word/2018/wordml" xmlns:w16sdtdh="http://schemas.microsoft.com/office/word/2020/wordml/sdtdatahash" xmlns:w16se="http://schemas.microsoft.com/office/word/2015/wordml/symex" mc:Ignorable="w14 w15 w16se w16cid w16 w16cex w16sdtdh">
   <w:docDefaults>
     <w:rPrDefault>
       <w:rPr>
